--- a/Attendease_Internship_Report_Pradeep_Yadav.docx
+++ b/Attendease_Internship_Report_Pradeep_Yadav.docx
@@ -1946,7 +1946,15 @@
           <w:sz w:val="24"/>
           <w:szCs w:val="24"/>
         </w:rPr>
-        <w:t xml:space="preserve">code validation with GPS-based geofencing. In the system, a teacher starts a live attendance session; the teacher’s location is captured and a dynamic QR code is generated. Students scan the QR code using their own devices and share their current location. The backend then verifies both the QR secret and the distance between the teacher and the student, using a 50-</w:t>
+        <w:t xml:space="preserve">code validation with GPS-</w:t>
+      </w:r>
+      <w:r>
+        <w:rPr>
+          <w:rFonts w:ascii="Times New Roman" w:eastAsia="Times New Roman" w:hAnsi="Times New Roman" w:cs="Times New Roman"/>
+          <w:sz w:val="24"/>
+          <w:szCs w:val="24"/>
+        </w:rPr>
+        <w:t xml:space="preserve">based geofencing. In the system, a teacher starts a live attendance session; the teacher’s location is captured and a dynamic QR code is generated. Students scan the QR code using their own devices and share their current location. The backend then verifies both the QR secret and the distance between the teacher and the student, using a 50-</w:t>
       </w:r>
       <w:r>
         <w:rPr>
@@ -3288,6 +3296,12 @@
             <w:insideH w:val="single" w:color="000000" w:sz="4" w:space="0"/>
             <w:insideV w:val="single" w:color="000000" w:sz="4" w:space="0"/>
           </w:tblBorders>
+          <w:tblCellMar>
+            <w:top w:w="0" w:type="dxa"/>
+            <w:left w:w="108" w:type="dxa"/>
+            <w:bottom w:w="0" w:type="dxa"/>
+            <w:right w:w="108" w:type="dxa"/>
+          </w:tblCellMar>
         </w:tblPrEx>
         <w:trPr>
           <w:trHeight w:hRule="atLeast" w:val="20"/>
@@ -3397,6 +3411,12 @@
             <w:insideH w:val="single" w:color="000000" w:sz="4" w:space="0"/>
             <w:insideV w:val="single" w:color="000000" w:sz="4" w:space="0"/>
           </w:tblBorders>
+          <w:tblCellMar>
+            <w:top w:w="0" w:type="dxa"/>
+            <w:left w:w="108" w:type="dxa"/>
+            <w:bottom w:w="0" w:type="dxa"/>
+            <w:right w:w="108" w:type="dxa"/>
+          </w:tblCellMar>
         </w:tblPrEx>
         <w:trPr>
           <w:trHeight w:hRule="atLeast" w:val="20"/>
@@ -3411,7 +3431,7 @@
               <w:right w:w="100" w:type="dxa"/>
             </w:tcMar>
             <w:tcBorders/>
-            <w:shd w:fill="auto" w:color="auto"/>
+            <w:shd w:fill="auto" w:color="auto" w:val="clear"/>
             <w:vAlign w:val="center"/>
           </w:tcPr>
           <w:p>
@@ -3441,7 +3461,7 @@
               <w:right w:w="100" w:type="dxa"/>
             </w:tcMar>
             <w:tcBorders/>
-            <w:shd w:fill="auto" w:color="auto"/>
+            <w:shd w:fill="auto" w:color="auto" w:val="clear"/>
             <w:vAlign w:val="center"/>
           </w:tcPr>
           <w:p>
@@ -3471,7 +3491,7 @@
               <w:right w:w="100" w:type="dxa"/>
             </w:tcMar>
             <w:tcBorders/>
-            <w:shd w:fill="auto" w:color="auto"/>
+            <w:shd w:fill="auto" w:color="auto" w:val="clear"/>
             <w:vAlign w:val="center"/>
           </w:tcPr>
           <w:p>
@@ -3502,6 +3522,12 @@
             <w:insideH w:val="single" w:color="000000" w:sz="4" w:space="0"/>
             <w:insideV w:val="single" w:color="000000" w:sz="4" w:space="0"/>
           </w:tblBorders>
+          <w:tblCellMar>
+            <w:top w:w="0" w:type="dxa"/>
+            <w:left w:w="108" w:type="dxa"/>
+            <w:bottom w:w="0" w:type="dxa"/>
+            <w:right w:w="108" w:type="dxa"/>
+          </w:tblCellMar>
         </w:tblPrEx>
         <w:trPr>
           <w:trHeight w:hRule="atLeast" w:val="20"/>
@@ -3516,7 +3542,7 @@
               <w:right w:w="100" w:type="dxa"/>
             </w:tcMar>
             <w:tcBorders/>
-            <w:shd w:fill="auto" w:color="auto"/>
+            <w:shd w:fill="auto" w:color="auto" w:val="clear"/>
             <w:vAlign w:val="center"/>
           </w:tcPr>
           <w:p>
@@ -3546,7 +3572,7 @@
               <w:right w:w="100" w:type="dxa"/>
             </w:tcMar>
             <w:tcBorders/>
-            <w:shd w:fill="auto" w:color="auto"/>
+            <w:shd w:fill="auto" w:color="auto" w:val="clear"/>
             <w:vAlign w:val="center"/>
           </w:tcPr>
           <w:p>
@@ -3576,7 +3602,7 @@
               <w:right w:w="100" w:type="dxa"/>
             </w:tcMar>
             <w:tcBorders/>
-            <w:shd w:fill="auto" w:color="auto"/>
+            <w:shd w:fill="auto" w:color="auto" w:val="clear"/>
             <w:vAlign w:val="center"/>
           </w:tcPr>
           <w:p>
@@ -3607,6 +3633,12 @@
             <w:insideH w:val="single" w:color="000000" w:sz="4" w:space="0"/>
             <w:insideV w:val="single" w:color="000000" w:sz="4" w:space="0"/>
           </w:tblBorders>
+          <w:tblCellMar>
+            <w:top w:w="0" w:type="dxa"/>
+            <w:left w:w="108" w:type="dxa"/>
+            <w:bottom w:w="0" w:type="dxa"/>
+            <w:right w:w="108" w:type="dxa"/>
+          </w:tblCellMar>
         </w:tblPrEx>
         <w:trPr>
           <w:trHeight w:hRule="atLeast" w:val="20"/>
@@ -3621,7 +3653,7 @@
               <w:right w:w="100" w:type="dxa"/>
             </w:tcMar>
             <w:tcBorders/>
-            <w:shd w:fill="auto" w:color="auto"/>
+            <w:shd w:fill="auto" w:color="auto" w:val="clear"/>
             <w:vAlign w:val="center"/>
           </w:tcPr>
           <w:p>
@@ -3651,7 +3683,7 @@
               <w:right w:w="100" w:type="dxa"/>
             </w:tcMar>
             <w:tcBorders/>
-            <w:shd w:fill="auto" w:color="auto"/>
+            <w:shd w:fill="auto" w:color="auto" w:val="clear"/>
             <w:vAlign w:val="center"/>
           </w:tcPr>
           <w:p>
@@ -3681,7 +3713,7 @@
               <w:right w:w="100" w:type="dxa"/>
             </w:tcMar>
             <w:tcBorders/>
-            <w:shd w:fill="auto" w:color="auto"/>
+            <w:shd w:fill="auto" w:color="auto" w:val="clear"/>
             <w:vAlign w:val="center"/>
           </w:tcPr>
           <w:p>
@@ -3712,6 +3744,12 @@
             <w:insideH w:val="single" w:color="000000" w:sz="4" w:space="0"/>
             <w:insideV w:val="single" w:color="000000" w:sz="4" w:space="0"/>
           </w:tblBorders>
+          <w:tblCellMar>
+            <w:top w:w="0" w:type="dxa"/>
+            <w:left w:w="108" w:type="dxa"/>
+            <w:bottom w:w="0" w:type="dxa"/>
+            <w:right w:w="108" w:type="dxa"/>
+          </w:tblCellMar>
         </w:tblPrEx>
         <w:trPr>
           <w:trHeight w:hRule="atLeast" w:val="20"/>
@@ -3726,7 +3764,7 @@
               <w:right w:w="100" w:type="dxa"/>
             </w:tcMar>
             <w:tcBorders/>
-            <w:shd w:fill="auto" w:color="auto"/>
+            <w:shd w:fill="auto" w:color="auto" w:val="clear"/>
             <w:vAlign w:val="center"/>
           </w:tcPr>
           <w:p>
@@ -3756,7 +3794,7 @@
               <w:right w:w="100" w:type="dxa"/>
             </w:tcMar>
             <w:tcBorders/>
-            <w:shd w:fill="auto" w:color="auto"/>
+            <w:shd w:fill="auto" w:color="auto" w:val="clear"/>
             <w:vAlign w:val="center"/>
           </w:tcPr>
           <w:p>
@@ -3786,7 +3824,7 @@
               <w:right w:w="100" w:type="dxa"/>
             </w:tcMar>
             <w:tcBorders/>
-            <w:shd w:fill="auto" w:color="auto"/>
+            <w:shd w:fill="auto" w:color="auto" w:val="clear"/>
             <w:vAlign w:val="center"/>
           </w:tcPr>
           <w:p>
@@ -3817,6 +3855,12 @@
             <w:insideH w:val="single" w:color="000000" w:sz="4" w:space="0"/>
             <w:insideV w:val="single" w:color="000000" w:sz="4" w:space="0"/>
           </w:tblBorders>
+          <w:tblCellMar>
+            <w:top w:w="0" w:type="dxa"/>
+            <w:left w:w="108" w:type="dxa"/>
+            <w:bottom w:w="0" w:type="dxa"/>
+            <w:right w:w="108" w:type="dxa"/>
+          </w:tblCellMar>
         </w:tblPrEx>
         <w:trPr>
           <w:trHeight w:hRule="atLeast" w:val="20"/>
@@ -3831,7 +3875,7 @@
               <w:right w:w="100" w:type="dxa"/>
             </w:tcMar>
             <w:tcBorders/>
-            <w:shd w:fill="auto" w:color="auto"/>
+            <w:shd w:fill="auto" w:color="auto" w:val="clear"/>
             <w:vAlign w:val="center"/>
           </w:tcPr>
           <w:p>
@@ -3861,7 +3905,7 @@
               <w:right w:w="100" w:type="dxa"/>
             </w:tcMar>
             <w:tcBorders/>
-            <w:shd w:fill="auto" w:color="auto"/>
+            <w:shd w:fill="auto" w:color="auto" w:val="clear"/>
             <w:vAlign w:val="center"/>
           </w:tcPr>
           <w:p>
@@ -3891,7 +3935,7 @@
               <w:right w:w="100" w:type="dxa"/>
             </w:tcMar>
             <w:tcBorders/>
-            <w:shd w:fill="auto" w:color="auto"/>
+            <w:shd w:fill="auto" w:color="auto" w:val="clear"/>
             <w:vAlign w:val="center"/>
           </w:tcPr>
           <w:p>
@@ -3922,6 +3966,12 @@
             <w:insideH w:val="single" w:color="000000" w:sz="4" w:space="0"/>
             <w:insideV w:val="single" w:color="000000" w:sz="4" w:space="0"/>
           </w:tblBorders>
+          <w:tblCellMar>
+            <w:top w:w="0" w:type="dxa"/>
+            <w:left w:w="108" w:type="dxa"/>
+            <w:bottom w:w="0" w:type="dxa"/>
+            <w:right w:w="108" w:type="dxa"/>
+          </w:tblCellMar>
         </w:tblPrEx>
         <w:trPr>
           <w:trHeight w:hRule="atLeast" w:val="20"/>
@@ -3936,7 +3986,7 @@
               <w:right w:w="100" w:type="dxa"/>
             </w:tcMar>
             <w:tcBorders/>
-            <w:shd w:fill="auto" w:color="auto"/>
+            <w:shd w:fill="auto" w:color="auto" w:val="clear"/>
             <w:vAlign w:val="center"/>
           </w:tcPr>
           <w:p>
@@ -3966,7 +4016,7 @@
               <w:right w:w="100" w:type="dxa"/>
             </w:tcMar>
             <w:tcBorders/>
-            <w:shd w:fill="auto" w:color="auto"/>
+            <w:shd w:fill="auto" w:color="auto" w:val="clear"/>
             <w:vAlign w:val="center"/>
           </w:tcPr>
           <w:p>
@@ -3996,7 +4046,7 @@
               <w:right w:w="100" w:type="dxa"/>
             </w:tcMar>
             <w:tcBorders/>
-            <w:shd w:fill="auto" w:color="auto"/>
+            <w:shd w:fill="auto" w:color="auto" w:val="clear"/>
             <w:vAlign w:val="center"/>
           </w:tcPr>
           <w:p>
@@ -4027,6 +4077,12 @@
             <w:insideH w:val="single" w:color="000000" w:sz="4" w:space="0"/>
             <w:insideV w:val="single" w:color="000000" w:sz="4" w:space="0"/>
           </w:tblBorders>
+          <w:tblCellMar>
+            <w:top w:w="0" w:type="dxa"/>
+            <w:left w:w="108" w:type="dxa"/>
+            <w:bottom w:w="0" w:type="dxa"/>
+            <w:right w:w="108" w:type="dxa"/>
+          </w:tblCellMar>
         </w:tblPrEx>
         <w:trPr>
           <w:trHeight w:hRule="atLeast" w:val="20"/>
@@ -4041,7 +4097,7 @@
               <w:right w:w="100" w:type="dxa"/>
             </w:tcMar>
             <w:tcBorders/>
-            <w:shd w:fill="auto" w:color="auto"/>
+            <w:shd w:fill="auto" w:color="auto" w:val="clear"/>
             <w:vAlign w:val="center"/>
           </w:tcPr>
           <w:p>
@@ -4071,7 +4127,7 @@
               <w:right w:w="100" w:type="dxa"/>
             </w:tcMar>
             <w:tcBorders/>
-            <w:shd w:fill="auto" w:color="auto"/>
+            <w:shd w:fill="auto" w:color="auto" w:val="clear"/>
             <w:vAlign w:val="center"/>
           </w:tcPr>
           <w:p>
@@ -4101,7 +4157,7 @@
               <w:right w:w="100" w:type="dxa"/>
             </w:tcMar>
             <w:tcBorders/>
-            <w:shd w:fill="auto" w:color="auto"/>
+            <w:shd w:fill="auto" w:color="auto" w:val="clear"/>
             <w:vAlign w:val="center"/>
           </w:tcPr>
           <w:p>
@@ -4132,6 +4188,12 @@
             <w:insideH w:val="single" w:color="000000" w:sz="4" w:space="0"/>
             <w:insideV w:val="single" w:color="000000" w:sz="4" w:space="0"/>
           </w:tblBorders>
+          <w:tblCellMar>
+            <w:top w:w="0" w:type="dxa"/>
+            <w:left w:w="108" w:type="dxa"/>
+            <w:bottom w:w="0" w:type="dxa"/>
+            <w:right w:w="108" w:type="dxa"/>
+          </w:tblCellMar>
         </w:tblPrEx>
         <w:trPr>
           <w:trHeight w:hRule="atLeast" w:val="20"/>
@@ -4146,7 +4208,7 @@
               <w:right w:w="100" w:type="dxa"/>
             </w:tcMar>
             <w:tcBorders/>
-            <w:shd w:fill="auto" w:color="auto"/>
+            <w:shd w:fill="auto" w:color="auto" w:val="clear"/>
             <w:vAlign w:val="center"/>
           </w:tcPr>
           <w:p>
@@ -4176,7 +4238,7 @@
               <w:right w:w="100" w:type="dxa"/>
             </w:tcMar>
             <w:tcBorders/>
-            <w:shd w:fill="auto" w:color="auto"/>
+            <w:shd w:fill="auto" w:color="auto" w:val="clear"/>
             <w:vAlign w:val="center"/>
           </w:tcPr>
           <w:p>
@@ -4206,7 +4268,7 @@
               <w:right w:w="100" w:type="dxa"/>
             </w:tcMar>
             <w:tcBorders/>
-            <w:shd w:fill="auto" w:color="auto"/>
+            <w:shd w:fill="auto" w:color="auto" w:val="clear"/>
             <w:vAlign w:val="center"/>
           </w:tcPr>
           <w:p>
@@ -4237,6 +4299,12 @@
             <w:insideH w:val="single" w:color="000000" w:sz="4" w:space="0"/>
             <w:insideV w:val="single" w:color="000000" w:sz="4" w:space="0"/>
           </w:tblBorders>
+          <w:tblCellMar>
+            <w:top w:w="0" w:type="dxa"/>
+            <w:left w:w="108" w:type="dxa"/>
+            <w:bottom w:w="0" w:type="dxa"/>
+            <w:right w:w="108" w:type="dxa"/>
+          </w:tblCellMar>
         </w:tblPrEx>
         <w:trPr>
           <w:trHeight w:hRule="atLeast" w:val="20"/>
@@ -4251,7 +4319,7 @@
               <w:right w:w="100" w:type="dxa"/>
             </w:tcMar>
             <w:tcBorders/>
-            <w:shd w:fill="auto" w:color="auto"/>
+            <w:shd w:fill="auto" w:color="auto" w:val="clear"/>
             <w:vAlign w:val="center"/>
           </w:tcPr>
           <w:p>
@@ -4281,7 +4349,7 @@
               <w:right w:w="100" w:type="dxa"/>
             </w:tcMar>
             <w:tcBorders/>
-            <w:shd w:fill="auto" w:color="auto"/>
+            <w:shd w:fill="auto" w:color="auto" w:val="clear"/>
             <w:vAlign w:val="center"/>
           </w:tcPr>
           <w:p>
@@ -4311,7 +4379,7 @@
               <w:right w:w="100" w:type="dxa"/>
             </w:tcMar>
             <w:tcBorders/>
-            <w:shd w:fill="auto" w:color="auto"/>
+            <w:shd w:fill="auto" w:color="auto" w:val="clear"/>
             <w:vAlign w:val="center"/>
           </w:tcPr>
           <w:p>
@@ -4342,6 +4410,12 @@
             <w:insideH w:val="single" w:color="000000" w:sz="4" w:space="0"/>
             <w:insideV w:val="single" w:color="000000" w:sz="4" w:space="0"/>
           </w:tblBorders>
+          <w:tblCellMar>
+            <w:top w:w="0" w:type="dxa"/>
+            <w:left w:w="108" w:type="dxa"/>
+            <w:bottom w:w="0" w:type="dxa"/>
+            <w:right w:w="108" w:type="dxa"/>
+          </w:tblCellMar>
         </w:tblPrEx>
         <w:trPr>
           <w:trHeight w:hRule="atLeast" w:val="20"/>
@@ -4356,7 +4430,7 @@
               <w:right w:w="100" w:type="dxa"/>
             </w:tcMar>
             <w:tcBorders/>
-            <w:shd w:fill="auto" w:color="auto"/>
+            <w:shd w:fill="auto" w:color="auto" w:val="clear"/>
             <w:vAlign w:val="center"/>
           </w:tcPr>
           <w:p>
@@ -4386,7 +4460,7 @@
               <w:right w:w="100" w:type="dxa"/>
             </w:tcMar>
             <w:tcBorders/>
-            <w:shd w:fill="auto" w:color="auto"/>
+            <w:shd w:fill="auto" w:color="auto" w:val="clear"/>
             <w:vAlign w:val="center"/>
           </w:tcPr>
           <w:p>
@@ -4416,7 +4490,7 @@
               <w:right w:w="100" w:type="dxa"/>
             </w:tcMar>
             <w:tcBorders/>
-            <w:shd w:fill="auto" w:color="auto"/>
+            <w:shd w:fill="auto" w:color="auto" w:val="clear"/>
             <w:vAlign w:val="center"/>
           </w:tcPr>
           <w:p>
@@ -4447,6 +4521,12 @@
             <w:insideH w:val="single" w:color="000000" w:sz="4" w:space="0"/>
             <w:insideV w:val="single" w:color="000000" w:sz="4" w:space="0"/>
           </w:tblBorders>
+          <w:tblCellMar>
+            <w:top w:w="0" w:type="dxa"/>
+            <w:left w:w="108" w:type="dxa"/>
+            <w:bottom w:w="0" w:type="dxa"/>
+            <w:right w:w="108" w:type="dxa"/>
+          </w:tblCellMar>
         </w:tblPrEx>
         <w:trPr>
           <w:trHeight w:hRule="atLeast" w:val="20"/>
@@ -4461,7 +4541,7 @@
               <w:right w:w="100" w:type="dxa"/>
             </w:tcMar>
             <w:tcBorders/>
-            <w:shd w:fill="auto" w:color="auto"/>
+            <w:shd w:fill="auto" w:color="auto" w:val="clear"/>
             <w:vAlign w:val="center"/>
           </w:tcPr>
           <w:p>
@@ -4491,7 +4571,7 @@
               <w:right w:w="100" w:type="dxa"/>
             </w:tcMar>
             <w:tcBorders/>
-            <w:shd w:fill="auto" w:color="auto"/>
+            <w:shd w:fill="auto" w:color="auto" w:val="clear"/>
             <w:vAlign w:val="center"/>
           </w:tcPr>
           <w:p>
@@ -4521,7 +4601,7 @@
               <w:right w:w="100" w:type="dxa"/>
             </w:tcMar>
             <w:tcBorders/>
-            <w:shd w:fill="auto" w:color="auto"/>
+            <w:shd w:fill="auto" w:color="auto" w:val="clear"/>
             <w:vAlign w:val="center"/>
           </w:tcPr>
           <w:p>
@@ -4552,6 +4632,12 @@
             <w:insideH w:val="single" w:color="000000" w:sz="4" w:space="0"/>
             <w:insideV w:val="single" w:color="000000" w:sz="4" w:space="0"/>
           </w:tblBorders>
+          <w:tblCellMar>
+            <w:top w:w="0" w:type="dxa"/>
+            <w:left w:w="108" w:type="dxa"/>
+            <w:bottom w:w="0" w:type="dxa"/>
+            <w:right w:w="108" w:type="dxa"/>
+          </w:tblCellMar>
         </w:tblPrEx>
         <w:trPr>
           <w:trHeight w:hRule="atLeast" w:val="20"/>
@@ -4566,7 +4652,7 @@
               <w:right w:w="100" w:type="dxa"/>
             </w:tcMar>
             <w:tcBorders/>
-            <w:shd w:fill="auto" w:color="auto"/>
+            <w:shd w:fill="auto" w:color="auto" w:val="clear"/>
             <w:vAlign w:val="center"/>
           </w:tcPr>
           <w:p>
@@ -4596,7 +4682,7 @@
               <w:right w:w="100" w:type="dxa"/>
             </w:tcMar>
             <w:tcBorders/>
-            <w:shd w:fill="auto" w:color="auto"/>
+            <w:shd w:fill="auto" w:color="auto" w:val="clear"/>
             <w:vAlign w:val="center"/>
           </w:tcPr>
           <w:p>
@@ -4626,7 +4712,7 @@
               <w:right w:w="100" w:type="dxa"/>
             </w:tcMar>
             <w:tcBorders/>
-            <w:shd w:fill="auto" w:color="auto"/>
+            <w:shd w:fill="auto" w:color="auto" w:val="clear"/>
             <w:vAlign w:val="center"/>
           </w:tcPr>
           <w:p>
@@ -4657,6 +4743,12 @@
             <w:insideH w:val="single" w:color="000000" w:sz="4" w:space="0"/>
             <w:insideV w:val="single" w:color="000000" w:sz="4" w:space="0"/>
           </w:tblBorders>
+          <w:tblCellMar>
+            <w:top w:w="0" w:type="dxa"/>
+            <w:left w:w="108" w:type="dxa"/>
+            <w:bottom w:w="0" w:type="dxa"/>
+            <w:right w:w="108" w:type="dxa"/>
+          </w:tblCellMar>
         </w:tblPrEx>
         <w:trPr>
           <w:trHeight w:hRule="atLeast" w:val="20"/>
@@ -4671,7 +4763,7 @@
               <w:right w:w="100" w:type="dxa"/>
             </w:tcMar>
             <w:tcBorders/>
-            <w:shd w:fill="auto" w:color="auto"/>
+            <w:shd w:fill="auto" w:color="auto" w:val="clear"/>
             <w:vAlign w:val="center"/>
           </w:tcPr>
           <w:p>
@@ -4701,7 +4793,7 @@
               <w:right w:w="100" w:type="dxa"/>
             </w:tcMar>
             <w:tcBorders/>
-            <w:shd w:fill="auto" w:color="auto"/>
+            <w:shd w:fill="auto" w:color="auto" w:val="clear"/>
             <w:vAlign w:val="center"/>
           </w:tcPr>
           <w:p>
@@ -4731,7 +4823,7 @@
               <w:right w:w="100" w:type="dxa"/>
             </w:tcMar>
             <w:tcBorders/>
-            <w:shd w:fill="auto" w:color="auto"/>
+            <w:shd w:fill="auto" w:color="auto" w:val="clear"/>
             <w:vAlign w:val="center"/>
           </w:tcPr>
           <w:p>
@@ -4762,6 +4854,12 @@
             <w:insideH w:val="single" w:color="000000" w:sz="4" w:space="0"/>
             <w:insideV w:val="single" w:color="000000" w:sz="4" w:space="0"/>
           </w:tblBorders>
+          <w:tblCellMar>
+            <w:top w:w="0" w:type="dxa"/>
+            <w:left w:w="108" w:type="dxa"/>
+            <w:bottom w:w="0" w:type="dxa"/>
+            <w:right w:w="108" w:type="dxa"/>
+          </w:tblCellMar>
         </w:tblPrEx>
         <w:trPr>
           <w:trHeight w:hRule="atLeast" w:val="20"/>
@@ -4776,7 +4874,7 @@
               <w:right w:w="100" w:type="dxa"/>
             </w:tcMar>
             <w:tcBorders/>
-            <w:shd w:fill="auto" w:color="auto"/>
+            <w:shd w:fill="auto" w:color="auto" w:val="clear"/>
             <w:vAlign w:val="center"/>
           </w:tcPr>
           <w:p>
@@ -4806,7 +4904,7 @@
               <w:right w:w="100" w:type="dxa"/>
             </w:tcMar>
             <w:tcBorders/>
-            <w:shd w:fill="auto" w:color="auto"/>
+            <w:shd w:fill="auto" w:color="auto" w:val="clear"/>
             <w:vAlign w:val="center"/>
           </w:tcPr>
           <w:p>
@@ -4836,7 +4934,7 @@
               <w:right w:w="100" w:type="dxa"/>
             </w:tcMar>
             <w:tcBorders/>
-            <w:shd w:fill="auto" w:color="auto"/>
+            <w:shd w:fill="auto" w:color="auto" w:val="clear"/>
             <w:vAlign w:val="center"/>
           </w:tcPr>
           <w:p>
@@ -4867,6 +4965,12 @@
             <w:insideH w:val="single" w:color="000000" w:sz="4" w:space="0"/>
             <w:insideV w:val="single" w:color="000000" w:sz="4" w:space="0"/>
           </w:tblBorders>
+          <w:tblCellMar>
+            <w:top w:w="0" w:type="dxa"/>
+            <w:left w:w="108" w:type="dxa"/>
+            <w:bottom w:w="0" w:type="dxa"/>
+            <w:right w:w="108" w:type="dxa"/>
+          </w:tblCellMar>
         </w:tblPrEx>
         <w:trPr>
           <w:trHeight w:hRule="atLeast" w:val="20"/>
@@ -4881,7 +4985,7 @@
               <w:right w:w="100" w:type="dxa"/>
             </w:tcMar>
             <w:tcBorders/>
-            <w:shd w:fill="auto" w:color="auto"/>
+            <w:shd w:fill="auto" w:color="auto" w:val="clear"/>
             <w:vAlign w:val="center"/>
           </w:tcPr>
           <w:p>
@@ -4911,7 +5015,7 @@
               <w:right w:w="100" w:type="dxa"/>
             </w:tcMar>
             <w:tcBorders/>
-            <w:shd w:fill="auto" w:color="auto"/>
+            <w:shd w:fill="auto" w:color="auto" w:val="clear"/>
             <w:vAlign w:val="center"/>
           </w:tcPr>
           <w:p>
@@ -4941,7 +5045,7 @@
               <w:right w:w="100" w:type="dxa"/>
             </w:tcMar>
             <w:tcBorders/>
-            <w:shd w:fill="auto" w:color="auto"/>
+            <w:shd w:fill="auto" w:color="auto" w:val="clear"/>
             <w:vAlign w:val="center"/>
           </w:tcPr>
           <w:p>
@@ -4972,6 +5076,12 @@
             <w:insideH w:val="single" w:color="000000" w:sz="4" w:space="0"/>
             <w:insideV w:val="single" w:color="000000" w:sz="4" w:space="0"/>
           </w:tblBorders>
+          <w:tblCellMar>
+            <w:top w:w="0" w:type="dxa"/>
+            <w:left w:w="108" w:type="dxa"/>
+            <w:bottom w:w="0" w:type="dxa"/>
+            <w:right w:w="108" w:type="dxa"/>
+          </w:tblCellMar>
         </w:tblPrEx>
         <w:trPr>
           <w:trHeight w:hRule="atLeast" w:val="20"/>
@@ -4986,7 +5096,7 @@
               <w:right w:w="100" w:type="dxa"/>
             </w:tcMar>
             <w:tcBorders/>
-            <w:shd w:fill="auto" w:color="auto"/>
+            <w:shd w:fill="auto" w:color="auto" w:val="clear"/>
             <w:vAlign w:val="center"/>
           </w:tcPr>
           <w:p>
@@ -5016,7 +5126,7 @@
               <w:right w:w="100" w:type="dxa"/>
             </w:tcMar>
             <w:tcBorders/>
-            <w:shd w:fill="auto" w:color="auto"/>
+            <w:shd w:fill="auto" w:color="auto" w:val="clear"/>
             <w:vAlign w:val="center"/>
           </w:tcPr>
           <w:p>
@@ -5046,7 +5156,7 @@
               <w:right w:w="100" w:type="dxa"/>
             </w:tcMar>
             <w:tcBorders/>
-            <w:shd w:fill="auto" w:color="auto"/>
+            <w:shd w:fill="auto" w:color="auto" w:val="clear"/>
             <w:vAlign w:val="center"/>
           </w:tcPr>
           <w:p>
@@ -6249,6 +6359,12 @@
             <w:insideH w:val="single" w:color="000000" w:sz="4" w:space="0"/>
             <w:insideV w:val="single" w:color="000000" w:sz="4" w:space="0"/>
           </w:tblBorders>
+          <w:tblCellMar>
+            <w:top w:w="0" w:type="dxa"/>
+            <w:left w:w="108" w:type="dxa"/>
+            <w:bottom w:w="0" w:type="dxa"/>
+            <w:right w:w="108" w:type="dxa"/>
+          </w:tblCellMar>
         </w:tblPrEx>
         <w:trPr>
           <w:trHeight w:hRule="atLeast" w:val="20"/>
@@ -6420,6 +6536,12 @@
             <w:insideH w:val="single" w:color="000000" w:sz="4" w:space="0"/>
             <w:insideV w:val="single" w:color="000000" w:sz="4" w:space="0"/>
           </w:tblBorders>
+          <w:tblCellMar>
+            <w:top w:w="0" w:type="dxa"/>
+            <w:left w:w="108" w:type="dxa"/>
+            <w:bottom w:w="0" w:type="dxa"/>
+            <w:right w:w="108" w:type="dxa"/>
+          </w:tblCellMar>
         </w:tblPrEx>
         <w:trPr>
           <w:trHeight w:hRule="atLeast" w:val="20"/>
@@ -6434,7 +6556,7 @@
               <w:right w:w="100" w:type="dxa"/>
             </w:tcMar>
             <w:tcBorders/>
-            <w:shd w:fill="auto" w:color="auto"/>
+            <w:shd w:fill="auto" w:color="auto" w:val="clear"/>
             <w:vAlign w:val="center"/>
           </w:tcPr>
           <w:p>
@@ -6464,7 +6586,7 @@
               <w:right w:w="100" w:type="dxa"/>
             </w:tcMar>
             <w:tcBorders/>
-            <w:shd w:fill="auto" w:color="auto"/>
+            <w:shd w:fill="auto" w:color="auto" w:val="clear"/>
             <w:vAlign w:val="center"/>
           </w:tcPr>
           <w:p>
@@ -6494,7 +6616,7 @@
               <w:right w:w="100" w:type="dxa"/>
             </w:tcMar>
             <w:tcBorders/>
-            <w:shd w:fill="auto" w:color="auto"/>
+            <w:shd w:fill="auto" w:color="auto" w:val="clear"/>
             <w:vAlign w:val="center"/>
           </w:tcPr>
           <w:p>
@@ -6524,7 +6646,7 @@
               <w:right w:w="100" w:type="dxa"/>
             </w:tcMar>
             <w:tcBorders/>
-            <w:shd w:fill="auto" w:color="auto"/>
+            <w:shd w:fill="auto" w:color="auto" w:val="clear"/>
             <w:vAlign w:val="center"/>
           </w:tcPr>
           <w:p>
@@ -6554,7 +6676,7 @@
               <w:right w:w="100" w:type="dxa"/>
             </w:tcMar>
             <w:tcBorders/>
-            <w:shd w:fill="auto" w:color="auto"/>
+            <w:shd w:fill="auto" w:color="auto" w:val="clear"/>
             <w:vAlign w:val="center"/>
           </w:tcPr>
           <w:p>
@@ -6585,6 +6707,12 @@
             <w:insideH w:val="single" w:color="000000" w:sz="4" w:space="0"/>
             <w:insideV w:val="single" w:color="000000" w:sz="4" w:space="0"/>
           </w:tblBorders>
+          <w:tblCellMar>
+            <w:top w:w="0" w:type="dxa"/>
+            <w:left w:w="108" w:type="dxa"/>
+            <w:bottom w:w="0" w:type="dxa"/>
+            <w:right w:w="108" w:type="dxa"/>
+          </w:tblCellMar>
         </w:tblPrEx>
         <w:trPr>
           <w:trHeight w:hRule="atLeast" w:val="20"/>
@@ -6599,7 +6727,7 @@
               <w:right w:w="100" w:type="dxa"/>
             </w:tcMar>
             <w:tcBorders/>
-            <w:shd w:fill="auto" w:color="auto"/>
+            <w:shd w:fill="auto" w:color="auto" w:val="clear"/>
             <w:vAlign w:val="center"/>
           </w:tcPr>
           <w:p>
@@ -6629,7 +6757,7 @@
               <w:right w:w="100" w:type="dxa"/>
             </w:tcMar>
             <w:tcBorders/>
-            <w:shd w:fill="auto" w:color="auto"/>
+            <w:shd w:fill="auto" w:color="auto" w:val="clear"/>
             <w:vAlign w:val="center"/>
           </w:tcPr>
           <w:p>
@@ -6659,7 +6787,7 @@
               <w:right w:w="100" w:type="dxa"/>
             </w:tcMar>
             <w:tcBorders/>
-            <w:shd w:fill="auto" w:color="auto"/>
+            <w:shd w:fill="auto" w:color="auto" w:val="clear"/>
             <w:vAlign w:val="center"/>
           </w:tcPr>
           <w:p>
@@ -6689,7 +6817,7 @@
               <w:right w:w="100" w:type="dxa"/>
             </w:tcMar>
             <w:tcBorders/>
-            <w:shd w:fill="auto" w:color="auto"/>
+            <w:shd w:fill="auto" w:color="auto" w:val="clear"/>
             <w:vAlign w:val="center"/>
           </w:tcPr>
           <w:p>
@@ -6719,7 +6847,7 @@
               <w:right w:w="100" w:type="dxa"/>
             </w:tcMar>
             <w:tcBorders/>
-            <w:shd w:fill="auto" w:color="auto"/>
+            <w:shd w:fill="auto" w:color="auto" w:val="clear"/>
             <w:vAlign w:val="center"/>
           </w:tcPr>
           <w:p>
@@ -6750,6 +6878,12 @@
             <w:insideH w:val="single" w:color="000000" w:sz="4" w:space="0"/>
             <w:insideV w:val="single" w:color="000000" w:sz="4" w:space="0"/>
           </w:tblBorders>
+          <w:tblCellMar>
+            <w:top w:w="0" w:type="dxa"/>
+            <w:left w:w="108" w:type="dxa"/>
+            <w:bottom w:w="0" w:type="dxa"/>
+            <w:right w:w="108" w:type="dxa"/>
+          </w:tblCellMar>
         </w:tblPrEx>
         <w:trPr>
           <w:trHeight w:hRule="atLeast" w:val="20"/>
@@ -6764,7 +6898,7 @@
               <w:right w:w="100" w:type="dxa"/>
             </w:tcMar>
             <w:tcBorders/>
-            <w:shd w:fill="auto" w:color="auto"/>
+            <w:shd w:fill="auto" w:color="auto" w:val="clear"/>
             <w:vAlign w:val="center"/>
           </w:tcPr>
           <w:p>
@@ -6794,7 +6928,7 @@
               <w:right w:w="100" w:type="dxa"/>
             </w:tcMar>
             <w:tcBorders/>
-            <w:shd w:fill="auto" w:color="auto"/>
+            <w:shd w:fill="auto" w:color="auto" w:val="clear"/>
             <w:vAlign w:val="center"/>
           </w:tcPr>
           <w:p>
@@ -6824,7 +6958,7 @@
               <w:right w:w="100" w:type="dxa"/>
             </w:tcMar>
             <w:tcBorders/>
-            <w:shd w:fill="auto" w:color="auto"/>
+            <w:shd w:fill="auto" w:color="auto" w:val="clear"/>
             <w:vAlign w:val="center"/>
           </w:tcPr>
           <w:p>
@@ -6854,7 +6988,7 @@
               <w:right w:w="100" w:type="dxa"/>
             </w:tcMar>
             <w:tcBorders/>
-            <w:shd w:fill="auto" w:color="auto"/>
+            <w:shd w:fill="auto" w:color="auto" w:val="clear"/>
             <w:vAlign w:val="center"/>
           </w:tcPr>
           <w:p>
@@ -6884,7 +7018,7 @@
               <w:right w:w="100" w:type="dxa"/>
             </w:tcMar>
             <w:tcBorders/>
-            <w:shd w:fill="auto" w:color="auto"/>
+            <w:shd w:fill="auto" w:color="auto" w:val="clear"/>
             <w:vAlign w:val="center"/>
           </w:tcPr>
           <w:p>
@@ -6915,6 +7049,12 @@
             <w:insideH w:val="single" w:color="000000" w:sz="4" w:space="0"/>
             <w:insideV w:val="single" w:color="000000" w:sz="4" w:space="0"/>
           </w:tblBorders>
+          <w:tblCellMar>
+            <w:top w:w="0" w:type="dxa"/>
+            <w:left w:w="108" w:type="dxa"/>
+            <w:bottom w:w="0" w:type="dxa"/>
+            <w:right w:w="108" w:type="dxa"/>
+          </w:tblCellMar>
         </w:tblPrEx>
         <w:trPr>
           <w:trHeight w:hRule="atLeast" w:val="20"/>
@@ -6929,7 +7069,7 @@
               <w:right w:w="100" w:type="dxa"/>
             </w:tcMar>
             <w:tcBorders/>
-            <w:shd w:fill="auto" w:color="auto"/>
+            <w:shd w:fill="auto" w:color="auto" w:val="clear"/>
             <w:vAlign w:val="center"/>
           </w:tcPr>
           <w:p>
@@ -6959,7 +7099,7 @@
               <w:right w:w="100" w:type="dxa"/>
             </w:tcMar>
             <w:tcBorders/>
-            <w:shd w:fill="auto" w:color="auto"/>
+            <w:shd w:fill="auto" w:color="auto" w:val="clear"/>
             <w:vAlign w:val="center"/>
           </w:tcPr>
           <w:p>
@@ -6989,7 +7129,7 @@
               <w:right w:w="100" w:type="dxa"/>
             </w:tcMar>
             <w:tcBorders/>
-            <w:shd w:fill="auto" w:color="auto"/>
+            <w:shd w:fill="auto" w:color="auto" w:val="clear"/>
             <w:vAlign w:val="center"/>
           </w:tcPr>
           <w:p>
@@ -7019,7 +7159,7 @@
               <w:right w:w="100" w:type="dxa"/>
             </w:tcMar>
             <w:tcBorders/>
-            <w:shd w:fill="auto" w:color="auto"/>
+            <w:shd w:fill="auto" w:color="auto" w:val="clear"/>
             <w:vAlign w:val="center"/>
           </w:tcPr>
           <w:p>
@@ -7049,7 +7189,7 @@
               <w:right w:w="100" w:type="dxa"/>
             </w:tcMar>
             <w:tcBorders/>
-            <w:shd w:fill="auto" w:color="auto"/>
+            <w:shd w:fill="auto" w:color="auto" w:val="clear"/>
             <w:vAlign w:val="center"/>
           </w:tcPr>
           <w:p>
@@ -7080,6 +7220,12 @@
             <w:insideH w:val="single" w:color="000000" w:sz="4" w:space="0"/>
             <w:insideV w:val="single" w:color="000000" w:sz="4" w:space="0"/>
           </w:tblBorders>
+          <w:tblCellMar>
+            <w:top w:w="0" w:type="dxa"/>
+            <w:left w:w="108" w:type="dxa"/>
+            <w:bottom w:w="0" w:type="dxa"/>
+            <w:right w:w="108" w:type="dxa"/>
+          </w:tblCellMar>
         </w:tblPrEx>
         <w:trPr>
           <w:trHeight w:hRule="atLeast" w:val="20"/>
@@ -7094,7 +7240,7 @@
               <w:right w:w="100" w:type="dxa"/>
             </w:tcMar>
             <w:tcBorders/>
-            <w:shd w:fill="auto" w:color="auto"/>
+            <w:shd w:fill="auto" w:color="auto" w:val="clear"/>
             <w:vAlign w:val="center"/>
           </w:tcPr>
           <w:p>
@@ -7124,7 +7270,7 @@
               <w:right w:w="100" w:type="dxa"/>
             </w:tcMar>
             <w:tcBorders/>
-            <w:shd w:fill="auto" w:color="auto"/>
+            <w:shd w:fill="auto" w:color="auto" w:val="clear"/>
             <w:vAlign w:val="center"/>
           </w:tcPr>
           <w:p>
@@ -7154,7 +7300,7 @@
               <w:right w:w="100" w:type="dxa"/>
             </w:tcMar>
             <w:tcBorders/>
-            <w:shd w:fill="auto" w:color="auto"/>
+            <w:shd w:fill="auto" w:color="auto" w:val="clear"/>
             <w:vAlign w:val="center"/>
           </w:tcPr>
           <w:p>
@@ -7184,7 +7330,7 @@
               <w:right w:w="100" w:type="dxa"/>
             </w:tcMar>
             <w:tcBorders/>
-            <w:shd w:fill="auto" w:color="auto"/>
+            <w:shd w:fill="auto" w:color="auto" w:val="clear"/>
             <w:vAlign w:val="center"/>
           </w:tcPr>
           <w:p>
@@ -7214,7 +7360,7 @@
               <w:right w:w="100" w:type="dxa"/>
             </w:tcMar>
             <w:tcBorders/>
-            <w:shd w:fill="auto" w:color="auto"/>
+            <w:shd w:fill="auto" w:color="auto" w:val="clear"/>
             <w:vAlign w:val="center"/>
           </w:tcPr>
           <w:p>
@@ -7245,6 +7391,12 @@
             <w:insideH w:val="single" w:color="000000" w:sz="4" w:space="0"/>
             <w:insideV w:val="single" w:color="000000" w:sz="4" w:space="0"/>
           </w:tblBorders>
+          <w:tblCellMar>
+            <w:top w:w="0" w:type="dxa"/>
+            <w:left w:w="108" w:type="dxa"/>
+            <w:bottom w:w="0" w:type="dxa"/>
+            <w:right w:w="108" w:type="dxa"/>
+          </w:tblCellMar>
         </w:tblPrEx>
         <w:trPr>
           <w:trHeight w:hRule="atLeast" w:val="20"/>
@@ -7259,7 +7411,7 @@
               <w:right w:w="100" w:type="dxa"/>
             </w:tcMar>
             <w:tcBorders/>
-            <w:shd w:fill="auto" w:color="auto"/>
+            <w:shd w:fill="auto" w:color="auto" w:val="clear"/>
             <w:vAlign w:val="center"/>
           </w:tcPr>
           <w:p>
@@ -7289,7 +7441,7 @@
               <w:right w:w="100" w:type="dxa"/>
             </w:tcMar>
             <w:tcBorders/>
-            <w:shd w:fill="auto" w:color="auto"/>
+            <w:shd w:fill="auto" w:color="auto" w:val="clear"/>
             <w:vAlign w:val="center"/>
           </w:tcPr>
           <w:p>
@@ -7319,7 +7471,7 @@
               <w:right w:w="100" w:type="dxa"/>
             </w:tcMar>
             <w:tcBorders/>
-            <w:shd w:fill="auto" w:color="auto"/>
+            <w:shd w:fill="auto" w:color="auto" w:val="clear"/>
             <w:vAlign w:val="center"/>
           </w:tcPr>
           <w:p>
@@ -7349,7 +7501,7 @@
               <w:right w:w="100" w:type="dxa"/>
             </w:tcMar>
             <w:tcBorders/>
-            <w:shd w:fill="auto" w:color="auto"/>
+            <w:shd w:fill="auto" w:color="auto" w:val="clear"/>
             <w:vAlign w:val="center"/>
           </w:tcPr>
           <w:p>
@@ -7379,7 +7531,7 @@
               <w:right w:w="100" w:type="dxa"/>
             </w:tcMar>
             <w:tcBorders/>
-            <w:shd w:fill="auto" w:color="auto"/>
+            <w:shd w:fill="auto" w:color="auto" w:val="clear"/>
             <w:vAlign w:val="center"/>
           </w:tcPr>
           <w:p>
@@ -7410,6 +7562,12 @@
             <w:insideH w:val="single" w:color="000000" w:sz="4" w:space="0"/>
             <w:insideV w:val="single" w:color="000000" w:sz="4" w:space="0"/>
           </w:tblBorders>
+          <w:tblCellMar>
+            <w:top w:w="0" w:type="dxa"/>
+            <w:left w:w="108" w:type="dxa"/>
+            <w:bottom w:w="0" w:type="dxa"/>
+            <w:right w:w="108" w:type="dxa"/>
+          </w:tblCellMar>
         </w:tblPrEx>
         <w:trPr>
           <w:trHeight w:hRule="atLeast" w:val="20"/>
@@ -7424,7 +7582,7 @@
               <w:right w:w="100" w:type="dxa"/>
             </w:tcMar>
             <w:tcBorders/>
-            <w:shd w:fill="auto" w:color="auto"/>
+            <w:shd w:fill="auto" w:color="auto" w:val="clear"/>
             <w:vAlign w:val="center"/>
           </w:tcPr>
           <w:p>
@@ -7454,7 +7612,7 @@
               <w:right w:w="100" w:type="dxa"/>
             </w:tcMar>
             <w:tcBorders/>
-            <w:shd w:fill="auto" w:color="auto"/>
+            <w:shd w:fill="auto" w:color="auto" w:val="clear"/>
             <w:vAlign w:val="center"/>
           </w:tcPr>
           <w:p>
@@ -7484,7 +7642,7 @@
               <w:right w:w="100" w:type="dxa"/>
             </w:tcMar>
             <w:tcBorders/>
-            <w:shd w:fill="auto" w:color="auto"/>
+            <w:shd w:fill="auto" w:color="auto" w:val="clear"/>
             <w:vAlign w:val="center"/>
           </w:tcPr>
           <w:p>
@@ -7514,7 +7672,7 @@
               <w:right w:w="100" w:type="dxa"/>
             </w:tcMar>
             <w:tcBorders/>
-            <w:shd w:fill="auto" w:color="auto"/>
+            <w:shd w:fill="auto" w:color="auto" w:val="clear"/>
             <w:vAlign w:val="center"/>
           </w:tcPr>
           <w:p>
@@ -7544,7 +7702,7 @@
               <w:right w:w="100" w:type="dxa"/>
             </w:tcMar>
             <w:tcBorders/>
-            <w:shd w:fill="auto" w:color="auto"/>
+            <w:shd w:fill="auto" w:color="auto" w:val="clear"/>
             <w:vAlign w:val="center"/>
           </w:tcPr>
           <w:p>
@@ -8224,7 +8382,7 @@
           <w:sz w:val="24"/>
           <w:szCs w:val="24"/>
         </w:rPr>
-        <w:t xml:space="preserve">4.10 Certificates and Communication Proof</w:t>
+        <w:t xml:space="preserve">4.10 Certificates Proof</w:t>
       </w:r>
     </w:p>
     <w:p>
@@ -8265,56 +8423,6 @@
           <w:szCs w:val="24"/>
         </w:rPr>
         <w:t xml:space="preserve">attached as Chapter 3 of this report.</w:t>
-      </w:r>
-    </w:p>
-    <w:p>
-      <w:pPr>
-        <w:pStyle w:val="Normal"/>
-        <w:spacing w:before="0" w:after="160" w:line="360" w:lineRule="auto"/>
-        <w:jc w:val="both"/>
-      </w:pPr>
-      <w:r>
-        <w:rPr>
-          <w:rFonts w:ascii="Times New Roman" w:eastAsia="Times New Roman" w:hAnsi="Times New Roman" w:cs="Times New Roman"/>
-          <w:b/>
-          <w:bCs/>
-          <w:sz w:val="24"/>
-          <w:szCs w:val="24"/>
-        </w:rPr>
-        <w:t xml:space="preserve">B. Internship Communication Proof — </w:t>
-      </w:r>
-      <w:r>
-        <w:rPr>
-          <w:rFonts w:ascii="Times New Roman" w:eastAsia="Times New Roman" w:hAnsi="Times New Roman" w:cs="Times New Roman"/>
-          <w:sz w:val="24"/>
-          <w:szCs w:val="24"/>
-        </w:rPr>
-        <w:t xml:space="preserve">[Placeholder: insert relevant email / communication records from DigiSamaksh Pvt. Ltd. here.]</w:t>
-      </w:r>
-    </w:p>
-    <w:p>
-      <w:pPr>
-        <w:pStyle w:val="Normal"/>
-        <w:spacing w:before="0" w:after="160" w:line="360" w:lineRule="auto"/>
-        <w:jc w:val="both"/>
-      </w:pPr>
-      <w:r>
-        <w:rPr>
-          <w:rFonts w:ascii="Times New Roman" w:eastAsia="Times New Roman" w:hAnsi="Times New Roman" w:cs="Times New Roman"/>
-          <w:b/>
-          <w:bCs/>
-          <w:sz w:val="24"/>
-          <w:szCs w:val="24"/>
-        </w:rPr>
-        <w:t xml:space="preserve">C. Project Proof — </w:t>
-      </w:r>
-      <w:r>
-        <w:rPr>
-          <w:rFonts w:ascii="Times New Roman" w:eastAsia="Times New Roman" w:hAnsi="Times New Roman" w:cs="Times New Roman"/>
-          <w:sz w:val="24"/>
-          <w:szCs w:val="24"/>
-        </w:rPr>
-        <w:t xml:space="preserve">[Placeholder: insert screenshots of the Login page, Teacher dashboard, Dynamic QR screen, Student QR scanner, Attendance result, Attendance analytics, Leave application, and Excel report here.]</w:t>
       </w:r>
     </w:p>
     <w:p>
@@ -8647,7 +8755,7 @@
       <w:fldChar w:fldCharType="separate"/>
     </w:r>
     <w:r>
-      <w:t xml:space="preserve">1</w:t>
+      <w:t xml:space="preserve">10</w:t>
     </w:r>
     <w:r>
       <w:rPr>
